--- a/constitution-v138.docx
+++ b/constitution-v138.docx
@@ -9226,7 +9226,7 @@
           <w:sz w:val="22"/>
           <w:szCs w:val="22"/>
         </w:rPr>
-        <w:t xml:space="preserve">The Republic provides standardized housing for officials in session — no luxury stipends. All officials use the same healthcare, retirement, and public infrastructure as the citizens they serve. Compensation is defined by House statute under §10.6.</w:t>
+        <w:t>The Republic provides standardized housing for officials in session — no luxury stipends. All officials use the same healthcare, retirement, and public infrastructure as the citizens they serve. Compensation is defined by House statute under §10.6. The standard for all official benefits, allowances, and limitations is that of a civil service employee in a comparable role. Departure from this standard is permitted only where an official's constitutional responsibilities create a demonstrable operational need, and only to the minimum extent that need requires.</w:t>
       </w:r>
     </w:p>
     <w:p>
